--- a/chapters/01/core/AIHE-A02/supp/AIHE-EX01/docx/AIHE-EX01_template.docx
+++ b/chapters/01/core/AIHE-A02/supp/AIHE-EX01/docx/AIHE-EX01_template.docx
@@ -115,7 +115,7 @@
       <w:tblPr>
         <w:tblStyle w:val="TableGrid"/>
         <w:tblW w:type="auto" w:w="0"/>
-        <w:jc w:val="center"/>
+        <w:jc w:val="centre"/>
         <w:tblLook w:firstColumn="1" w:firstRow="1" w:lastColumn="0" w:lastRow="0" w:noHBand="0" w:noVBand="1" w:val="04A0"/>
       </w:tblPr>
       <w:tblGrid>
@@ -968,7 +968,7 @@
       <w:tblPr>
         <w:tblStyle w:val="TableGrid"/>
         <w:tblW w:type="auto" w:w="0"/>
-        <w:jc w:val="center"/>
+        <w:jc w:val="centre"/>
         <w:tblLook w:firstColumn="1" w:firstRow="1" w:lastColumn="0" w:lastRow="0" w:noHBand="0" w:noVBand="1" w:val="04A0"/>
       </w:tblPr>
       <w:tblGrid>
@@ -1268,7 +1268,15 @@
   <w:p>
     <w:pPr>
       <w:pStyle w:val="Footer"/>
-    </w:pPr>
+      <w:jc w:val="centre"/>
+    </w:pPr>
+    <w:r>
+      <w:rPr>
+        <w:color w:val="5F5A5B"/>
+        <w:sz w:val="15"/>
+      </w:rPr>
+      <w:t>Muthana Zouri · Carmen Marinela Cumpăt · Grigore T. Popa University of Medicine and Pharmacy Publishing House · 2026</w:t>
+    </w:r>
   </w:p>
 </w:ftr>
 </file>
@@ -1298,7 +1306,25 @@
   <w:p>
     <w:pPr>
       <w:pStyle w:val="Header"/>
-    </w:pPr>
+      <w:jc w:val="centre"/>
+    </w:pPr>
+    <w:r/>
+    <w:r>
+      <w:rPr>
+        <w:rFonts w:ascii="Georgia" w:hAnsi="Georgia"/>
+        <w:b/>
+        <w:color w:val="7B1734"/>
+        <w:sz w:val="17"/>
+      </w:rPr>
+      <w:t>Artificial Intelligence and Healthcare Economics</w:t>
+    </w:r>
+    <w:r>
+      <w:rPr>
+        <w:color w:val="5F5A5B"/>
+        <w:sz w:val="16"/>
+      </w:rPr>
+      <w:t xml:space="preserve"> · Digital Resource Companion · V1.0</w:t>
+    </w:r>
   </w:p>
 </w:hdr>
 </file>
@@ -1700,7 +1726,7 @@
     <w:rsid w:val="00E618BF"/>
     <w:pPr>
       <w:tabs>
-        <w:tab w:val="center" w:pos="4680"/>
+        <w:tab w:val="centre" w:pos="4680"/>
         <w:tab w:val="right" w:pos="9360"/>
       </w:tabs>
       <w:spacing w:after="0" w:line="240" w:lineRule="auto"/>
@@ -1722,7 +1748,7 @@
     <w:rsid w:val="00E618BF"/>
     <w:pPr>
       <w:tabs>
-        <w:tab w:val="center" w:pos="4680"/>
+        <w:tab w:val="centre" w:pos="4680"/>
         <w:tab w:val="right" w:pos="9360"/>
       </w:tabs>
       <w:spacing w:after="0" w:line="240" w:lineRule="auto"/>
